--- a/docs/content/quarto/t_test_report.docx
+++ b/docs/content/quarto/t_test_report.docx
@@ -31,7 +31,7 @@
         <w:pStyle w:val="Date"/>
       </w:pPr>
       <w:r>
-        <w:t xml:space="preserve">2026-09-04</w:t>
+        <w:t xml:space="preserve">2026-09-08</w:t>
       </w:r>
     </w:p>
     <w:sdt>

--- a/docs/content/quarto/t_test_report.docx
+++ b/docs/content/quarto/t_test_report.docx
@@ -15,7 +15,7 @@
         <w:pStyle w:val="Subtitle"/>
       </w:pPr>
       <w:r>
-        <w:t xml:space="preserve">A reproducible write-up of the Worksheets 09–10 analysis</w:t>
+        <w:t xml:space="preserve">A reproducible write-up of the Activities 09–10 analysis</w:t>
       </w:r>
     </w:p>
     <w:p>
@@ -96,19 +96,19 @@
         <w:t xml:space="preserve"> </w:t>
       </w:r>
       <w:r>
-        <w:t xml:space="preserve">more of the limited light beneath the canopy. We measured the weight (g) of ten</w:t>
-      </w:r>
-      <w:r>
-        <w:t xml:space="preserve"> </w:t>
-      </w:r>
-      <w:r>
-        <w:t xml:space="preserve">leaves from each side of a tree and tested whether mean leaf weight differs</w:t>
-      </w:r>
-      <w:r>
-        <w:t xml:space="preserve"> </w:t>
-      </w:r>
-      <w:r>
-        <w:t xml:space="preserve">between sides.</w:t>
+        <w:t xml:space="preserve">more of the limited light beneath the canopy. We measured the mass (g) of leaves</w:t>
+      </w:r>
+      <w:r>
+        <w:t xml:space="preserve"> </w:t>
+      </w:r>
+      <w:r>
+        <w:t xml:space="preserve">from the sunny and shady sides of a tree and tested whether mean leaf mass</w:t>
+      </w:r>
+      <w:r>
+        <w:t xml:space="preserve"> </w:t>
+      </w:r>
+      <w:r>
+        <w:t xml:space="preserve">differs between sides.</w:t>
       </w:r>
     </w:p>
     <w:p>
@@ -189,7 +189,7 @@
         <w:t xml:space="preserve"> </w:t>
       </w:r>
       <w:r>
-        <w:t xml:space="preserve">— no difference in mean weight</w:t>
+        <w:t xml:space="preserve">— no difference in mean mass</w:t>
       </w:r>
     </w:p>
     <w:p>
@@ -377,7 +377,7 @@
         <w:pStyle w:val="TableCaption"/>
       </w:pPr>
       <w:r>
-        <w:t xml:space="preserve">Table 1. Leaf weight (g) by side of tree (mean, SD, SE).</w:t>
+        <w:t xml:space="preserve">Table 1. Leaf mass (g) by shade (n, mean, SD, SE).</w:t>
       </w:r>
     </w:p>
     <w:tbl>
@@ -385,7 +385,7 @@
         <w:tblStyle w:val="Table"/>
         <w:tblW w:type="auto" w:w="0"/>
         <w:tblLook w:firstRow="1" w:lastRow="0" w:firstColumn="0" w:lastColumn="0" w:noHBand="0" w:noVBand="0" w:val="0020"/>
-        <w:tblCaption w:val="Table 1. Leaf weight (g) by side of tree (mean, SD, SE)."/>
+        <w:tblCaption w:val="Table 1. Leaf mass (g) by shade (n, mean, SD, SE)."/>
       </w:tblPr>
       <w:tblGrid>
         <w:gridCol w:w="1584"/>
@@ -406,7 +406,7 @@
               <w:jc w:val="left"/>
             </w:pPr>
             <w:r>
-              <w:t xml:space="preserve">side</w:t>
+              <w:t xml:space="preserve">shade</w:t>
             </w:r>
           </w:p>
         </w:tc>
@@ -430,7 +430,7 @@
               <w:jc w:val="right"/>
             </w:pPr>
             <w:r>
-              <w:t xml:space="preserve">mean_wt</w:t>
+              <w:t xml:space="preserve">mean_mass</w:t>
             </w:r>
           </w:p>
         </w:tc>
@@ -442,7 +442,7 @@
               <w:jc w:val="right"/>
             </w:pPr>
             <w:r>
-              <w:t xml:space="preserve">sd_wt</w:t>
+              <w:t xml:space="preserve">sd_mass</w:t>
             </w:r>
           </w:p>
         </w:tc>
@@ -454,7 +454,7 @@
               <w:jc w:val="right"/>
             </w:pPr>
             <w:r>
-              <w:t xml:space="preserve">se_wt</w:t>
+              <w:t xml:space="preserve">se_mass</w:t>
             </w:r>
           </w:p>
         </w:tc>
@@ -480,7 +480,7 @@
               <w:jc w:val="right"/>
             </w:pPr>
             <w:r>
-              <w:t xml:space="preserve">10</w:t>
+              <w:t xml:space="preserve">28</w:t>
             </w:r>
           </w:p>
         </w:tc>
@@ -492,7 +492,7 @@
               <w:jc w:val="right"/>
             </w:pPr>
             <w:r>
-              <w:t xml:space="preserve">7.8</w:t>
+              <w:t xml:space="preserve">0.523</w:t>
             </w:r>
           </w:p>
         </w:tc>
@@ -504,7 +504,7 @@
               <w:jc w:val="right"/>
             </w:pPr>
             <w:r>
-              <w:t xml:space="preserve">1.03</w:t>
+              <w:t xml:space="preserve">0.148</w:t>
             </w:r>
           </w:p>
         </w:tc>
@@ -516,7 +516,7 @@
               <w:jc w:val="right"/>
             </w:pPr>
             <w:r>
-              <w:t xml:space="preserve">0.33</w:t>
+              <w:t xml:space="preserve">0.028</w:t>
             </w:r>
           </w:p>
         </w:tc>
@@ -542,7 +542,7 @@
               <w:jc w:val="right"/>
             </w:pPr>
             <w:r>
-              <w:t xml:space="preserve">10</w:t>
+              <w:t xml:space="preserve">25</w:t>
             </w:r>
           </w:p>
         </w:tc>
@@ -554,7 +554,7 @@
               <w:jc w:val="right"/>
             </w:pPr>
             <w:r>
-              <w:t xml:space="preserve">3.8</w:t>
+              <w:t xml:space="preserve">0.505</w:t>
             </w:r>
           </w:p>
         </w:tc>
@@ -566,7 +566,7 @@
               <w:jc w:val="right"/>
             </w:pPr>
             <w:r>
-              <w:t xml:space="preserve">0.79</w:t>
+              <w:t xml:space="preserve">0.210</w:t>
             </w:r>
           </w:p>
         </w:tc>
@@ -578,7 +578,7 @@
               <w:jc w:val="right"/>
             </w:pPr>
             <w:r>
-              <w:t xml:space="preserve">0.25</w:t>
+              <w:t xml:space="preserve">0.042</w:t>
             </w:r>
           </w:p>
         </w:tc>
@@ -589,7 +589,7 @@
         <w:pStyle w:val="TableCaption"/>
       </w:pPr>
       <w:r>
-        <w:t xml:space="preserve">Table 2. Welch’s two-sample t-test of leaf weight by side.</w:t>
+        <w:t xml:space="preserve">Table 2. Welch’s two-sample t-test of leaf mass by shade.</w:t>
       </w:r>
     </w:p>
     <w:tbl>
@@ -597,7 +597,7 @@
         <w:tblStyle w:val="Table"/>
         <w:tblW w:type="auto" w:w="0"/>
         <w:tblLook w:firstRow="1" w:lastRow="0" w:firstColumn="0" w:lastColumn="0" w:noHBand="0" w:noVBand="0" w:val="0020"/>
-        <w:tblCaption w:val="Table 2. Welch’s two-sample t-test of leaf weight by side."/>
+        <w:tblCaption w:val="Table 2. Welch’s two-sample t-test of leaf mass by shade."/>
       </w:tblPr>
       <w:tblGrid>
         <w:gridCol w:w="1584"/>
@@ -680,7 +680,7 @@
               <w:jc w:val="right"/>
             </w:pPr>
             <w:r>
-              <w:t xml:space="preserve">7.8</w:t>
+              <w:t xml:space="preserve">0.523</w:t>
             </w:r>
           </w:p>
         </w:tc>
@@ -692,7 +692,7 @@
               <w:jc w:val="right"/>
             </w:pPr>
             <w:r>
-              <w:t xml:space="preserve">3.8</w:t>
+              <w:t xml:space="preserve">0.505</w:t>
             </w:r>
           </w:p>
         </w:tc>
@@ -704,7 +704,7 @@
               <w:jc w:val="right"/>
             </w:pPr>
             <w:r>
-              <w:t xml:space="preserve">9.73</w:t>
+              <w:t xml:space="preserve">0.36</w:t>
             </w:r>
           </w:p>
         </w:tc>
@@ -716,7 +716,7 @@
               <w:jc w:val="right"/>
             </w:pPr>
             <w:r>
-              <w:t xml:space="preserve">16.8</w:t>
+              <w:t xml:space="preserve">42.5</w:t>
             </w:r>
           </w:p>
         </w:tc>
@@ -728,7 +728,7 @@
               <w:jc w:val="right"/>
             </w:pPr>
             <w:r>
-              <w:t xml:space="preserve">2.514428e-08</w:t>
+              <w:t xml:space="preserve">0.7237547</w:t>
             </w:r>
           </w:p>
         </w:tc>
@@ -739,29 +739,7 @@
         <w:pStyle w:val="BodyText"/>
       </w:pPr>
       <w:r>
-        <w:t xml:space="preserve">Shady-side leaves were significantly</w:t>
-      </w:r>
-      <w:r>
-        <w:t xml:space="preserve"> </w:t>
-      </w:r>
-      <w:r>
-        <w:rPr>
-          <w:b/>
-          <w:bCs/>
-        </w:rPr>
-        <w:t xml:space="preserve">heavier</w:t>
-      </w:r>
-      <w:r>
-        <w:t xml:space="preserve"> </w:t>
-      </w:r>
-      <w:r>
-        <w:t xml:space="preserve">than sunny-side leaves: the</w:t>
-      </w:r>
-      <w:r>
-        <w:t xml:space="preserve"> </w:t>
-      </w:r>
-      <w:r>
-        <w:t xml:space="preserve">group means, SE, and</w:t>
+        <w:t xml:space="preserve">The group means, SD, SE, and</w:t>
       </w:r>
       <w:r>
         <w:t xml:space="preserve"> </w:t>
@@ -777,7 +755,7 @@
         <w:t xml:space="preserve"> </w:t>
       </w:r>
       <w:r>
-        <w:t xml:space="preserve">are in Table 1, and the</w:t>
+        <w:t xml:space="preserve">are in Table 1; the</w:t>
       </w:r>
       <w:r>
         <w:t xml:space="preserve"> </w:t>
@@ -809,7 +787,13 @@
         <w:t xml:space="preserve"> </w:t>
       </w:r>
       <w:r>
-        <w:t xml:space="preserve">Welch’s test are in Table 2. The</w:t>
+        <w:t xml:space="preserve">Welch’s test are in Table 2. The two means are very close, the 95% confidence</w:t>
+      </w:r>
+      <w:r>
+        <w:t xml:space="preserve"> </w:t>
+      </w:r>
+      <w:r>
+        <w:t xml:space="preserve">interval for the difference includes zero, and the</w:t>
       </w:r>
       <w:r>
         <w:t xml:space="preserve"> </w:t>
@@ -822,13 +806,51 @@
         <w:t xml:space="preserve">p</w:t>
       </w:r>
       <w:r>
-        <w:t xml:space="preserve">-value is below the 0.05 threshold, so the</w:t>
-      </w:r>
-      <w:r>
-        <w:t xml:space="preserve"> </w:t>
-      </w:r>
-      <w:r>
-        <w:t xml:space="preserve">difference is significant.</w:t>
+        <w:t xml:space="preserve">-value is</w:t>
+      </w:r>
+      <w:r>
+        <w:t xml:space="preserve"> </w:t>
+      </w:r>
+      <w:r>
+        <w:rPr>
+          <w:b/>
+          <w:bCs/>
+        </w:rPr>
+        <w:t xml:space="preserve">above</w:t>
+      </w:r>
+      <w:r>
+        <w:t xml:space="preserve"> </w:t>
+      </w:r>
+      <w:r>
+        <w:t xml:space="preserve">the 0.05</w:t>
+      </w:r>
+      <w:r>
+        <w:t xml:space="preserve"> </w:t>
+      </w:r>
+      <w:r>
+        <w:t xml:space="preserve">threshold — so we do</w:t>
+      </w:r>
+      <w:r>
+        <w:t xml:space="preserve"> </w:t>
+      </w:r>
+      <w:r>
+        <w:rPr>
+          <w:b/>
+          <w:bCs/>
+        </w:rPr>
+        <w:t xml:space="preserve">not</w:t>
+      </w:r>
+      <w:r>
+        <w:t xml:space="preserve"> </w:t>
+      </w:r>
+      <w:r>
+        <w:t xml:space="preserve">find a significant difference in mean leaf mass</w:t>
+      </w:r>
+      <w:r>
+        <w:t xml:space="preserve"> </w:t>
+      </w:r>
+      <w:r>
+        <w:t xml:space="preserve">between the sunny and shady sides.</w:t>
       </w:r>
     </w:p>
     <w:tbl>
@@ -952,13 +974,19 @@
               <w:t xml:space="preserve">Render</w:t>
             </w:r>
             <w:r>
-              <w:t xml:space="preserve">, and both tables would update themselves. In</w:t>
+              <w:t xml:space="preserve">, and both tables would update themselves —</w:t>
             </w:r>
             <w:r>
               <w:t xml:space="preserve"> </w:t>
             </w:r>
             <w:r>
-              <w:t xml:space="preserve">a plain script you would retype all of these by hand.</w:t>
+              <w:t xml:space="preserve">and so would the sentence above, if you wrote it with inline code. In a plain</w:t>
+            </w:r>
+            <w:r>
+              <w:t xml:space="preserve"> </w:t>
+            </w:r>
+            <w:r>
+              <w:t xml:space="preserve">script you would retype all of these by hand.</w:t>
             </w:r>
           </w:p>
         </w:tc>
@@ -973,7 +1001,7 @@
           <wp:inline>
             <wp:extent cx="2286000" cy="1524000"/>
             <wp:effectExtent b="0" l="0" r="0" t="0"/>
-            <wp:docPr descr="Figure 1. Leaf weight by side of tree. Points show individual leaves; the test result is printed in the subtitle." title="" id="15" name="Picture"/>
+            <wp:docPr descr="Figure 1. Leaf mass by shade. Points show individual leaves; the test result is printed in the subtitle." title="" id="15" name="Picture"/>
             <a:graphic>
               <a:graphicData uri="http://schemas.openxmlformats.org/drawingml/2006/picture">
                 <pic:pic>
@@ -1016,7 +1044,7 @@
         <w:pStyle w:val="ImageCaption"/>
       </w:pPr>
       <w:r>
-        <w:t xml:space="preserve">Figure 1. Leaf weight by side of tree. Points show individual leaves; the test result is printed in the subtitle.</w:t>
+        <w:t xml:space="preserve">Figure 1. Leaf mass by shade. Points show individual leaves; the test result is printed in the subtitle.</w:t>
       </w:r>
     </w:p>
     <w:bookmarkEnd w:id="17"/>
@@ -1067,28 +1095,50 @@
           <w:b/>
           <w:bCs/>
         </w:rPr>
-        <w:t xml:space="preserve">reject the null hypothesis</w:t>
-      </w:r>
-      <w:r>
-        <w:t xml:space="preserve">: mean leaf weight differs</w:t>
-      </w:r>
-      <w:r>
-        <w:t xml:space="preserve"> </w:t>
-      </w:r>
-      <w:r>
-        <w:t xml:space="preserve">between the sunny and shady sides of the tree, with shady leaves heavier. This</w:t>
-      </w:r>
-      <w:r>
-        <w:t xml:space="preserve"> </w:t>
-      </w:r>
-      <w:r>
-        <w:t xml:space="preserve">matches the biological prediction that shade leaves grow larger to capture more</w:t>
-      </w:r>
-      <w:r>
-        <w:t xml:space="preserve"> </w:t>
-      </w:r>
-      <w:r>
-        <w:t xml:space="preserve">of the limited light.</w:t>
+        <w:t xml:space="preserve">fail to reject the null hypothesis</w:t>
+      </w:r>
+      <w:r>
+        <w:t xml:space="preserve">: this sample does not</w:t>
+      </w:r>
+      <w:r>
+        <w:t xml:space="preserve"> </w:t>
+      </w:r>
+      <w:r>
+        <w:t xml:space="preserve">show a difference in mean leaf mass between the sunny and shady sides of the tree.</w:t>
+      </w:r>
+      <w:r>
+        <w:t xml:space="preserve"> </w:t>
+      </w:r>
+      <w:r>
+        <w:t xml:space="preserve">That is not proof that the sides are identical — only that any difference, if one</w:t>
+      </w:r>
+      <w:r>
+        <w:t xml:space="preserve"> </w:t>
+      </w:r>
+      <w:r>
+        <w:t xml:space="preserve">exists, was too small to detect with this sample. The biological prediction that</w:t>
+      </w:r>
+      <w:r>
+        <w:t xml:space="preserve"> </w:t>
+      </w:r>
+      <w:r>
+        <w:t xml:space="preserve">shade leaves grow heavier is</w:t>
+      </w:r>
+      <w:r>
+        <w:t xml:space="preserve"> </w:t>
+      </w:r>
+      <w:r>
+        <w:rPr>
+          <w:b/>
+          <w:bCs/>
+        </w:rPr>
+        <w:t xml:space="preserve">not supported</w:t>
+      </w:r>
+      <w:r>
+        <w:t xml:space="preserve"> </w:t>
+      </w:r>
+      <w:r>
+        <w:t xml:space="preserve">by these data.</w:t>
       </w:r>
       <w:r>
         <w:t xml:space="preserve"> </w:t>
@@ -1098,7 +1148,21 @@
           <w:i/>
           <w:iCs/>
         </w:rPr>
-        <w:t xml:space="preserve">(Add a sentence of your own interpretation here.)</w:t>
+        <w:t xml:space="preserve">(Add a sentence of your own interpretation here — e.g. would a larger sample, or</w:t>
+      </w:r>
+      <w:r>
+        <w:rPr>
+          <w:i/>
+          <w:iCs/>
+        </w:rPr>
+        <w:t xml:space="preserve"> </w:t>
+      </w:r>
+      <w:r>
+        <w:rPr>
+          <w:i/>
+          <w:iCs/>
+        </w:rPr>
+        <w:t xml:space="preserve">a different measure such as leaf area, tell a different story?)</w:t>
       </w:r>
     </w:p>
     <w:bookmarkEnd w:id="18"/>

--- a/docs/content/quarto/t_test_report.docx
+++ b/docs/content/quarto/t_test_report.docx
@@ -31,7 +31,7 @@
         <w:pStyle w:val="Date"/>
       </w:pPr>
       <w:r>
-        <w:t xml:space="preserve">2026-09-08</w:t>
+        <w:t xml:space="preserve">2026-09-10</w:t>
       </w:r>
     </w:p>
     <w:sdt>

--- a/docs/content/quarto/t_test_report.docx
+++ b/docs/content/quarto/t_test_report.docx
@@ -31,7 +31,7 @@
         <w:pStyle w:val="Date"/>
       </w:pPr>
       <w:r>
-        <w:t xml:space="preserve">2026-09-10</w:t>
+        <w:t xml:space="preserve">2026-09-14</w:t>
       </w:r>
     </w:p>
     <w:sdt>

--- a/docs/content/quarto/t_test_report.docx
+++ b/docs/content/quarto/t_test_report.docx
@@ -2400,7 +2400,6 @@
         <w:bottom w:color="FF0000" w:space="1" w:sz="8" w:val="single"/>
         <w:right w:color="FF0000" w:space="4" w:sz="8" w:val="single"/>
       </w:pBdr>
-      <w:shd w:color="auto" w:fill="auto" w:val="pct15"/>
       <w:spacing w:after="120" w:before="120"/>
       <w:ind w:left="432" w:right="432"/>
     </w:pPr>
@@ -2421,7 +2420,6 @@
         <w:bottom w:color="auto" w:space="1" w:sz="8" w:val="single"/>
         <w:right w:color="auto" w:space="4" w:sz="8" w:val="single"/>
       </w:pBdr>
-      <w:shd w:color="auto" w:fill="auto" w:val="pct15"/>
       <w:spacing w:after="240" w:before="240"/>
       <w:ind w:left="432" w:right="432"/>
     </w:pPr>
@@ -2436,7 +2434,6 @@
     <w:qFormat/>
     <w:rsid w:val="00771E03"/>
     <w:pPr>
-      <w:shd w:color="auto" w:fill="auto" w:val="pct15"/>
       <w:spacing w:after="240" w:before="240"/>
       <w:ind w:left="432" w:right="432"/>
     </w:pPr>

--- a/docs/content/quarto/t_test_report.docx
+++ b/docs/content/quarto/t_test_report.docx
@@ -31,7 +31,7 @@
         <w:pStyle w:val="Date"/>
       </w:pPr>
       <w:r>
-        <w:t xml:space="preserve">2026-09-14</w:t>
+        <w:t xml:space="preserve">2026-09-21</w:t>
       </w:r>
     </w:p>
     <w:sdt>

--- a/docs/content/quarto/t_test_report.docx
+++ b/docs/content/quarto/t_test_report.docx
@@ -31,7 +31,7 @@
         <w:pStyle w:val="Date"/>
       </w:pPr>
       <w:r>
-        <w:t xml:space="preserve">2026-09-21</w:t>
+        <w:t xml:space="preserve">2026-09-22</w:t>
       </w:r>
     </w:p>
     <w:sdt>

--- a/docs/content/quarto/t_test_report.docx
+++ b/docs/content/quarto/t_test_report.docx
@@ -31,7 +31,7 @@
         <w:pStyle w:val="Date"/>
       </w:pPr>
       <w:r>
-        <w:t xml:space="preserve">2026-09-22</w:t>
+        <w:t xml:space="preserve">2026-09-23</w:t>
       </w:r>
     </w:p>
     <w:sdt>
